--- a/README_statistics.docx
+++ b/README_statistics.docx
@@ -34,130 +34,35 @@
         <w:pStyle w:val="Listenabsatz"/>
         <w:numPr>
           <w:ilvl w:val="0"/>
-          <w:numId w:val="2"/>
+          <w:numId w:val="3"/>
         </w:numPr>
-        <w:rPr>
-          <w:lang w:val="de-DE"/>
-        </w:rPr>
-      </w:pPr>
-      <w:proofErr w:type="spellStart"/>
+      </w:pPr>
       <w:r>
-        <w:rPr>
-          <w:lang w:val="de-DE"/>
-        </w:rPr>
-        <w:t>NMDS_</w:t>
+        <w:t>In FA_Snails_absolute.txt: S</w:t>
+      </w:r>
+      <w:r>
+        <w:t xml:space="preserve">nail </w:t>
+      </w:r>
+      <w:r>
+        <w:t>13, 14 and 19</w:t>
+      </w:r>
+      <w:r>
+        <w:t xml:space="preserve"> (S_</w:t>
+      </w:r>
+      <w:r>
+        <w:t>13, S_14, S_29</w:t>
+      </w:r>
+      <w:r>
+        <w:t xml:space="preserve">) removed </w:t>
+      </w:r>
+      <w:r>
+        <w:t xml:space="preserve">due to strongly deviating measured values compared to other </w:t>
       </w:r>
       <w:proofErr w:type="gramStart"/>
       <w:r>
-        <w:rPr>
-          <w:lang w:val="de-DE"/>
-        </w:rPr>
-        <w:t>plots.R</w:t>
-      </w:r>
-      <w:proofErr w:type="spellEnd"/>
-      <w:proofErr w:type="gramEnd"/>
-      <w:r>
-        <w:rPr>
-          <w:lang w:val="de-DE"/>
-        </w:rPr>
-        <w:t>:</w:t>
-      </w:r>
-    </w:p>
-    <w:p>
-      <w:pPr>
-        <w:pStyle w:val="Listenabsatz"/>
-        <w:numPr>
-          <w:ilvl w:val="0"/>
-          <w:numId w:val="1"/>
-        </w:numPr>
-      </w:pPr>
-      <w:r>
-        <w:t>Data „</w:t>
-      </w:r>
-      <w:proofErr w:type="gramStart"/>
-      <w:r>
-        <w:t>NLFA_Snails_absolute.txt“</w:t>
+        <w:t>snails</w:t>
       </w:r>
       <w:proofErr w:type="gramEnd"/>
-      <w:r>
-        <w:t>: replicate S_29 (Mix treatment)</w:t>
-      </w:r>
-      <w:r>
-        <w:t>, replicate S_13 and S_14 (Pro treatment)</w:t>
-      </w:r>
-      <w:r>
-        <w:t xml:space="preserve"> removed before statistical analysis</w:t>
-      </w:r>
-      <w:r>
-        <w:t xml:space="preserve"> due to outlier</w:t>
-      </w:r>
-    </w:p>
-    <w:p>
-      <w:pPr>
-        <w:pStyle w:val="Listenabsatz"/>
-        <w:numPr>
-          <w:ilvl w:val="0"/>
-          <w:numId w:val="1"/>
-        </w:numPr>
-      </w:pPr>
-      <w:r>
-        <w:t>Data “</w:t>
-      </w:r>
-      <w:r>
-        <w:t>NLFA_Snails_</w:t>
-      </w:r>
-      <w:r>
-        <w:t>relative</w:t>
-      </w:r>
-      <w:r>
-        <w:t>.txt</w:t>
-      </w:r>
-      <w:r>
-        <w:t>”: replicate S_29 (Mix treatment), replicate S_13 and S_14 (Pro treatment) removed before statistical analysis due to outlier</w:t>
-      </w:r>
-      <w:r>
-        <w:t>. Additionally, N</w:t>
-      </w:r>
-      <w:r>
-        <w:t>A</w:t>
-      </w:r>
-      <w:r>
-        <w:t xml:space="preserve">s were set to 0 before </w:t>
-      </w:r>
-      <w:proofErr w:type="spellStart"/>
-      <w:proofErr w:type="gramStart"/>
-      <w:r>
-        <w:t>read.table</w:t>
-      </w:r>
-      <w:proofErr w:type="spellEnd"/>
-      <w:proofErr w:type="gramEnd"/>
-    </w:p>
-    <w:p>
-      <w:pPr>
-        <w:ind w:left="360"/>
-      </w:pPr>
-    </w:p>
-    <w:p>
-      <w:pPr>
-        <w:ind w:left="360"/>
-      </w:pPr>
-    </w:p>
-    <w:p>
-      <w:pPr>
-        <w:pStyle w:val="Listenabsatz"/>
-        <w:numPr>
-          <w:ilvl w:val="0"/>
-          <w:numId w:val="2"/>
-        </w:numPr>
-      </w:pPr>
-      <w:proofErr w:type="spellStart"/>
-      <w:r>
-        <w:t>Eventuell</w:t>
-      </w:r>
-      <w:proofErr w:type="spellEnd"/>
-      <w:r>
-        <w:t xml:space="preserve"> Nas removed for feeding rate (snails were missing?) and what to do with 0 feeding rate? Deleted?</w:t>
-      </w:r>
     </w:p>
     <w:p>
       <w:pPr>
@@ -378,11 +283,126 @@
       </w:rPr>
     </w:lvl>
   </w:abstractNum>
+  <w:abstractNum w:abstractNumId="2" w15:restartNumberingAfterBreak="0">
+    <w:nsid w:val="79201FDE"/>
+    <w:multiLevelType w:val="hybridMultilevel"/>
+    <w:tmpl w:val="7B140A02"/>
+    <w:lvl w:ilvl="0" w:tplc="EC2C005E">
+      <w:numFmt w:val="bullet"/>
+      <w:lvlText w:val="-"/>
+      <w:lvlJc w:val="left"/>
+      <w:pPr>
+        <w:ind w:left="720" w:hanging="360"/>
+      </w:pPr>
+      <w:rPr>
+        <w:rFonts w:ascii="Aptos" w:eastAsiaTheme="minorHAnsi" w:hAnsi="Aptos" w:cstheme="minorBidi" w:hint="default"/>
+      </w:rPr>
+    </w:lvl>
+    <w:lvl w:ilvl="1" w:tplc="04070003" w:tentative="1">
+      <w:start w:val="1"/>
+      <w:numFmt w:val="bullet"/>
+      <w:lvlText w:val="o"/>
+      <w:lvlJc w:val="left"/>
+      <w:pPr>
+        <w:ind w:left="1440" w:hanging="360"/>
+      </w:pPr>
+      <w:rPr>
+        <w:rFonts w:ascii="Courier New" w:hAnsi="Courier New" w:cs="Courier New" w:hint="default"/>
+      </w:rPr>
+    </w:lvl>
+    <w:lvl w:ilvl="2" w:tplc="04070005" w:tentative="1">
+      <w:start w:val="1"/>
+      <w:numFmt w:val="bullet"/>
+      <w:lvlText w:val=""/>
+      <w:lvlJc w:val="left"/>
+      <w:pPr>
+        <w:ind w:left="2160" w:hanging="360"/>
+      </w:pPr>
+      <w:rPr>
+        <w:rFonts w:ascii="Wingdings" w:hAnsi="Wingdings" w:hint="default"/>
+      </w:rPr>
+    </w:lvl>
+    <w:lvl w:ilvl="3" w:tplc="04070001" w:tentative="1">
+      <w:start w:val="1"/>
+      <w:numFmt w:val="bullet"/>
+      <w:lvlText w:val=""/>
+      <w:lvlJc w:val="left"/>
+      <w:pPr>
+        <w:ind w:left="2880" w:hanging="360"/>
+      </w:pPr>
+      <w:rPr>
+        <w:rFonts w:ascii="Symbol" w:hAnsi="Symbol" w:hint="default"/>
+      </w:rPr>
+    </w:lvl>
+    <w:lvl w:ilvl="4" w:tplc="04070003" w:tentative="1">
+      <w:start w:val="1"/>
+      <w:numFmt w:val="bullet"/>
+      <w:lvlText w:val="o"/>
+      <w:lvlJc w:val="left"/>
+      <w:pPr>
+        <w:ind w:left="3600" w:hanging="360"/>
+      </w:pPr>
+      <w:rPr>
+        <w:rFonts w:ascii="Courier New" w:hAnsi="Courier New" w:cs="Courier New" w:hint="default"/>
+      </w:rPr>
+    </w:lvl>
+    <w:lvl w:ilvl="5" w:tplc="04070005" w:tentative="1">
+      <w:start w:val="1"/>
+      <w:numFmt w:val="bullet"/>
+      <w:lvlText w:val=""/>
+      <w:lvlJc w:val="left"/>
+      <w:pPr>
+        <w:ind w:left="4320" w:hanging="360"/>
+      </w:pPr>
+      <w:rPr>
+        <w:rFonts w:ascii="Wingdings" w:hAnsi="Wingdings" w:hint="default"/>
+      </w:rPr>
+    </w:lvl>
+    <w:lvl w:ilvl="6" w:tplc="04070001" w:tentative="1">
+      <w:start w:val="1"/>
+      <w:numFmt w:val="bullet"/>
+      <w:lvlText w:val=""/>
+      <w:lvlJc w:val="left"/>
+      <w:pPr>
+        <w:ind w:left="5040" w:hanging="360"/>
+      </w:pPr>
+      <w:rPr>
+        <w:rFonts w:ascii="Symbol" w:hAnsi="Symbol" w:hint="default"/>
+      </w:rPr>
+    </w:lvl>
+    <w:lvl w:ilvl="7" w:tplc="04070003" w:tentative="1">
+      <w:start w:val="1"/>
+      <w:numFmt w:val="bullet"/>
+      <w:lvlText w:val="o"/>
+      <w:lvlJc w:val="left"/>
+      <w:pPr>
+        <w:ind w:left="5760" w:hanging="360"/>
+      </w:pPr>
+      <w:rPr>
+        <w:rFonts w:ascii="Courier New" w:hAnsi="Courier New" w:cs="Courier New" w:hint="default"/>
+      </w:rPr>
+    </w:lvl>
+    <w:lvl w:ilvl="8" w:tplc="04070005" w:tentative="1">
+      <w:start w:val="1"/>
+      <w:numFmt w:val="bullet"/>
+      <w:lvlText w:val=""/>
+      <w:lvlJc w:val="left"/>
+      <w:pPr>
+        <w:ind w:left="6480" w:hanging="360"/>
+      </w:pPr>
+      <w:rPr>
+        <w:rFonts w:ascii="Wingdings" w:hAnsi="Wingdings" w:hint="default"/>
+      </w:rPr>
+    </w:lvl>
+  </w:abstractNum>
   <w:num w:numId="1" w16cid:durableId="1804615776">
     <w:abstractNumId w:val="1"/>
   </w:num>
   <w:num w:numId="2" w16cid:durableId="406343335">
     <w:abstractNumId w:val="0"/>
+  </w:num>
+  <w:num w:numId="3" w16cid:durableId="922879929">
+    <w:abstractNumId w:val="2"/>
   </w:num>
 </w:numbering>
 </file>

--- a/README_statistics.docx
+++ b/README_statistics.docx
@@ -1,6 +1,6 @@
 
 <file path=word/document.xml><?xml version="1.0" encoding="utf-8"?>
-<w:document xmlns:wpc="http://schemas.microsoft.com/office/word/2010/wordprocessingCanvas" xmlns:cx="http://schemas.microsoft.com/office/drawing/2014/chartex" xmlns:cx1="http://schemas.microsoft.com/office/drawing/2015/9/8/chartex" xmlns:cx2="http://schemas.microsoft.com/office/drawing/2015/10/21/chartex" xmlns:cx3="http://schemas.microsoft.com/office/drawing/2016/5/9/chartex" xmlns:cx4="http://schemas.microsoft.com/office/drawing/2016/5/10/chartex" xmlns:cx5="http://schemas.microsoft.com/office/drawing/2016/5/11/chartex" xmlns:cx6="http://schemas.microsoft.com/office/drawing/2016/5/12/chartex" xmlns:cx7="http://schemas.microsoft.com/office/drawing/2016/5/13/chartex" xmlns:cx8="http://schemas.microsoft.com/office/drawing/2016/5/14/chartex" xmlns:mc="http://schemas.openxmlformats.org/markup-compatibility/2006" xmlns:aink="http://schemas.microsoft.com/office/drawing/2016/ink" xmlns:am3d="http://schemas.microsoft.com/office/drawing/2017/model3d" xmlns:o="urn:schemas-microsoft-com:office:office" xmlns:oel="http://schemas.microsoft.com/office/2019/extlst" xmlns:r="http://schemas.openxmlformats.org/officeDocument/2006/relationships" xmlns:m="http://schemas.openxmlformats.org/officeDocument/2006/math" xmlns:v="urn:schemas-microsoft-com:vml" xmlns:wp14="http://schemas.microsoft.com/office/word/2010/wordprocessingDrawing" xmlns:wp="http://schemas.openxmlformats.org/drawingml/2006/wordprocessingDrawing" xmlns:w10="urn:schemas-microsoft-com:office:word" xmlns:w="http://schemas.openxmlformats.org/wordprocessingml/2006/main" xmlns:w14="http://schemas.microsoft.com/office/word/2010/wordml" xmlns:w15="http://schemas.microsoft.com/office/word/2012/wordml" xmlns:w16cex="http://schemas.microsoft.com/office/word/2018/wordml/cex" xmlns:w16cid="http://schemas.microsoft.com/office/word/2016/wordml/cid" xmlns:w16="http://schemas.microsoft.com/office/word/2018/wordml" xmlns:w16sdtdh="http://schemas.microsoft.com/office/word/2020/wordml/sdtdatahash" xmlns:w16se="http://schemas.microsoft.com/office/word/2015/wordml/symex" xmlns:wpg="http://schemas.microsoft.com/office/word/2010/wordprocessingGroup" xmlns:wpi="http://schemas.microsoft.com/office/word/2010/wordprocessingInk" xmlns:wne="http://schemas.microsoft.com/office/word/2006/wordml" xmlns:wps="http://schemas.microsoft.com/office/word/2010/wordprocessingShape" mc:Ignorable="w14 w15 w16se w16cid w16 w16cex w16sdtdh wp14">
+<w:document xmlns:wpc="http://schemas.microsoft.com/office/word/2010/wordprocessingCanvas" xmlns:cx="http://schemas.microsoft.com/office/drawing/2014/chartex" xmlns:cx1="http://schemas.microsoft.com/office/drawing/2015/9/8/chartex" xmlns:cx2="http://schemas.microsoft.com/office/drawing/2015/10/21/chartex" xmlns:cx3="http://schemas.microsoft.com/office/drawing/2016/5/9/chartex" xmlns:cx4="http://schemas.microsoft.com/office/drawing/2016/5/10/chartex" xmlns:cx5="http://schemas.microsoft.com/office/drawing/2016/5/11/chartex" xmlns:cx6="http://schemas.microsoft.com/office/drawing/2016/5/12/chartex" xmlns:cx7="http://schemas.microsoft.com/office/drawing/2016/5/13/chartex" xmlns:cx8="http://schemas.microsoft.com/office/drawing/2016/5/14/chartex" xmlns:mc="http://schemas.openxmlformats.org/markup-compatibility/2006" xmlns:aink="http://schemas.microsoft.com/office/drawing/2016/ink" xmlns:am3d="http://schemas.microsoft.com/office/drawing/2017/model3d" xmlns:o="urn:schemas-microsoft-com:office:office" xmlns:oel="http://schemas.microsoft.com/office/2019/extlst" xmlns:r="http://schemas.openxmlformats.org/officeDocument/2006/relationships" xmlns:m="http://schemas.openxmlformats.org/officeDocument/2006/math" xmlns:v="urn:schemas-microsoft-com:vml" xmlns:wp14="http://schemas.microsoft.com/office/word/2010/wordprocessingDrawing" xmlns:wp="http://schemas.openxmlformats.org/drawingml/2006/wordprocessingDrawing" xmlns:w10="urn:schemas-microsoft-com:office:word" xmlns:w="http://schemas.openxmlformats.org/wordprocessingml/2006/main" xmlns:w14="http://schemas.microsoft.com/office/word/2010/wordml" xmlns:w15="http://schemas.microsoft.com/office/word/2012/wordml" xmlns:w16cex="http://schemas.microsoft.com/office/word/2018/wordml/cex" xmlns:w16cid="http://schemas.microsoft.com/office/word/2016/wordml/cid" xmlns:w16="http://schemas.microsoft.com/office/word/2018/wordml" xmlns:w16du="http://schemas.microsoft.com/office/word/2023/wordml/word16du" xmlns:w16sdtdh="http://schemas.microsoft.com/office/word/2020/wordml/sdtdatahash" xmlns:w16se="http://schemas.microsoft.com/office/word/2015/wordml/symex" xmlns:wpg="http://schemas.microsoft.com/office/word/2010/wordprocessingGroup" xmlns:wpi="http://schemas.microsoft.com/office/word/2010/wordprocessingInk" xmlns:wne="http://schemas.microsoft.com/office/word/2006/wordml" xmlns:wps="http://schemas.microsoft.com/office/word/2010/wordprocessingShape" mc:Ignorable="w14 w15 w16se w16cid w16 w16cex w16sdtdh w16du wp14">
   <w:body>
     <w:p>
       <w:pPr>
@@ -12,21 +12,7 @@
         <w:rPr>
           <w:lang w:val="de-DE"/>
         </w:rPr>
-        <w:t xml:space="preserve">README </w:t>
-      </w:r>
-      <w:proofErr w:type="spellStart"/>
-      <w:r>
-        <w:rPr>
-          <w:lang w:val="de-DE"/>
-        </w:rPr>
-        <w:t>statistics</w:t>
-      </w:r>
-      <w:proofErr w:type="spellEnd"/>
-      <w:r>
-        <w:rPr>
-          <w:lang w:val="de-DE"/>
-        </w:rPr>
-        <w:t>:</w:t>
+        <w:t>README statistics:</w:t>
       </w:r>
     </w:p>
     <w:p>
@@ -44,7 +30,13 @@
         <w:t xml:space="preserve">nail </w:t>
       </w:r>
       <w:r>
-        <w:t>13, 14 and 19</w:t>
+        <w:t xml:space="preserve">13, 14 and </w:t>
+      </w:r>
+      <w:r>
+        <w:t>2</w:t>
+      </w:r>
+      <w:r>
+        <w:t>9</w:t>
       </w:r>
       <w:r>
         <w:t xml:space="preserve"> (S_</w:t>
@@ -56,13 +48,8 @@
         <w:t xml:space="preserve">) removed </w:t>
       </w:r>
       <w:r>
-        <w:t xml:space="preserve">due to strongly deviating measured values compared to other </w:t>
+        <w:t>due to strongly deviating measured values compared to other snails</w:t>
       </w:r>
-      <w:proofErr w:type="gramStart"/>
-      <w:r>
-        <w:t>snails</w:t>
-      </w:r>
-      <w:proofErr w:type="gramEnd"/>
     </w:p>
     <w:p>
       <w:pPr>
@@ -80,7 +67,7 @@
 </file>
 
 <file path=word/numbering.xml><?xml version="1.0" encoding="utf-8"?>
-<w:numbering xmlns:wpc="http://schemas.microsoft.com/office/word/2010/wordprocessingCanvas" xmlns:cx="http://schemas.microsoft.com/office/drawing/2014/chartex" xmlns:cx1="http://schemas.microsoft.com/office/drawing/2015/9/8/chartex" xmlns:cx2="http://schemas.microsoft.com/office/drawing/2015/10/21/chartex" xmlns:cx3="http://schemas.microsoft.com/office/drawing/2016/5/9/chartex" xmlns:cx4="http://schemas.microsoft.com/office/drawing/2016/5/10/chartex" xmlns:cx5="http://schemas.microsoft.com/office/drawing/2016/5/11/chartex" xmlns:cx6="http://schemas.microsoft.com/office/drawing/2016/5/12/chartex" xmlns:cx7="http://schemas.microsoft.com/office/drawing/2016/5/13/chartex" xmlns:cx8="http://schemas.microsoft.com/office/drawing/2016/5/14/chartex" xmlns:mc="http://schemas.openxmlformats.org/markup-compatibility/2006" xmlns:aink="http://schemas.microsoft.com/office/drawing/2016/ink" xmlns:am3d="http://schemas.microsoft.com/office/drawing/2017/model3d" xmlns:o="urn:schemas-microsoft-com:office:office" xmlns:oel="http://schemas.microsoft.com/office/2019/extlst" xmlns:r="http://schemas.openxmlformats.org/officeDocument/2006/relationships" xmlns:m="http://schemas.openxmlformats.org/officeDocument/2006/math" xmlns:v="urn:schemas-microsoft-com:vml" xmlns:wp14="http://schemas.microsoft.com/office/word/2010/wordprocessingDrawing" xmlns:wp="http://schemas.openxmlformats.org/drawingml/2006/wordprocessingDrawing" xmlns:w10="urn:schemas-microsoft-com:office:word" xmlns:w="http://schemas.openxmlformats.org/wordprocessingml/2006/main" xmlns:w14="http://schemas.microsoft.com/office/word/2010/wordml" xmlns:w15="http://schemas.microsoft.com/office/word/2012/wordml" xmlns:w16cex="http://schemas.microsoft.com/office/word/2018/wordml/cex" xmlns:w16cid="http://schemas.microsoft.com/office/word/2016/wordml/cid" xmlns:w16="http://schemas.microsoft.com/office/word/2018/wordml" xmlns:w16sdtdh="http://schemas.microsoft.com/office/word/2020/wordml/sdtdatahash" xmlns:w16se="http://schemas.microsoft.com/office/word/2015/wordml/symex" xmlns:wpg="http://schemas.microsoft.com/office/word/2010/wordprocessingGroup" xmlns:wpi="http://schemas.microsoft.com/office/word/2010/wordprocessingInk" xmlns:wne="http://schemas.microsoft.com/office/word/2006/wordml" xmlns:wps="http://schemas.microsoft.com/office/word/2010/wordprocessingShape" mc:Ignorable="w14 w15 w16se w16cid w16 w16cex w16sdtdh wp14">
+<w:numbering xmlns:wpc="http://schemas.microsoft.com/office/word/2010/wordprocessingCanvas" xmlns:cx="http://schemas.microsoft.com/office/drawing/2014/chartex" xmlns:cx1="http://schemas.microsoft.com/office/drawing/2015/9/8/chartex" xmlns:cx2="http://schemas.microsoft.com/office/drawing/2015/10/21/chartex" xmlns:cx3="http://schemas.microsoft.com/office/drawing/2016/5/9/chartex" xmlns:cx4="http://schemas.microsoft.com/office/drawing/2016/5/10/chartex" xmlns:cx5="http://schemas.microsoft.com/office/drawing/2016/5/11/chartex" xmlns:cx6="http://schemas.microsoft.com/office/drawing/2016/5/12/chartex" xmlns:cx7="http://schemas.microsoft.com/office/drawing/2016/5/13/chartex" xmlns:cx8="http://schemas.microsoft.com/office/drawing/2016/5/14/chartex" xmlns:mc="http://schemas.openxmlformats.org/markup-compatibility/2006" xmlns:aink="http://schemas.microsoft.com/office/drawing/2016/ink" xmlns:am3d="http://schemas.microsoft.com/office/drawing/2017/model3d" xmlns:o="urn:schemas-microsoft-com:office:office" xmlns:oel="http://schemas.microsoft.com/office/2019/extlst" xmlns:r="http://schemas.openxmlformats.org/officeDocument/2006/relationships" xmlns:m="http://schemas.openxmlformats.org/officeDocument/2006/math" xmlns:v="urn:schemas-microsoft-com:vml" xmlns:wp14="http://schemas.microsoft.com/office/word/2010/wordprocessingDrawing" xmlns:wp="http://schemas.openxmlformats.org/drawingml/2006/wordprocessingDrawing" xmlns:w10="urn:schemas-microsoft-com:office:word" xmlns:w="http://schemas.openxmlformats.org/wordprocessingml/2006/main" xmlns:w14="http://schemas.microsoft.com/office/word/2010/wordml" xmlns:w15="http://schemas.microsoft.com/office/word/2012/wordml" xmlns:w16cex="http://schemas.microsoft.com/office/word/2018/wordml/cex" xmlns:w16cid="http://schemas.microsoft.com/office/word/2016/wordml/cid" xmlns:w16="http://schemas.microsoft.com/office/word/2018/wordml" xmlns:w16du="http://schemas.microsoft.com/office/word/2023/wordml/word16du" xmlns:w16sdtdh="http://schemas.microsoft.com/office/word/2020/wordml/sdtdatahash" xmlns:w16se="http://schemas.microsoft.com/office/word/2015/wordml/symex" xmlns:wpg="http://schemas.microsoft.com/office/word/2010/wordprocessingGroup" xmlns:wpi="http://schemas.microsoft.com/office/word/2010/wordprocessingInk" xmlns:wne="http://schemas.microsoft.com/office/word/2006/wordml" xmlns:wps="http://schemas.microsoft.com/office/word/2010/wordprocessingShape" mc:Ignorable="w14 w15 w16se w16cid w16 w16cex w16sdtdh w16du wp14">
   <w:abstractNum w:abstractNumId="0" w15:restartNumberingAfterBreak="0">
     <w:nsid w:val="2D112056"/>
     <w:multiLevelType w:val="hybridMultilevel"/>
@@ -408,7 +395,7 @@
 </file>
 
 <file path=word/styles.xml><?xml version="1.0" encoding="utf-8"?>
-<w:styles xmlns:mc="http://schemas.openxmlformats.org/markup-compatibility/2006" xmlns:r="http://schemas.openxmlformats.org/officeDocument/2006/relationships" xmlns:w="http://schemas.openxmlformats.org/wordprocessingml/2006/main" xmlns:w14="http://schemas.microsoft.com/office/word/2010/wordml" xmlns:w15="http://schemas.microsoft.com/office/word/2012/wordml" xmlns:w16cex="http://schemas.microsoft.com/office/word/2018/wordml/cex" xmlns:w16cid="http://schemas.microsoft.com/office/word/2016/wordml/cid" xmlns:w16="http://schemas.microsoft.com/office/word/2018/wordml" xmlns:w16sdtdh="http://schemas.microsoft.com/office/word/2020/wordml/sdtdatahash" xmlns:w16se="http://schemas.microsoft.com/office/word/2015/wordml/symex" mc:Ignorable="w14 w15 w16se w16cid w16 w16cex w16sdtdh">
+<w:styles xmlns:mc="http://schemas.openxmlformats.org/markup-compatibility/2006" xmlns:r="http://schemas.openxmlformats.org/officeDocument/2006/relationships" xmlns:w="http://schemas.openxmlformats.org/wordprocessingml/2006/main" xmlns:w14="http://schemas.microsoft.com/office/word/2010/wordml" xmlns:w15="http://schemas.microsoft.com/office/word/2012/wordml" xmlns:w16cex="http://schemas.microsoft.com/office/word/2018/wordml/cex" xmlns:w16cid="http://schemas.microsoft.com/office/word/2016/wordml/cid" xmlns:w16="http://schemas.microsoft.com/office/word/2018/wordml" xmlns:w16du="http://schemas.microsoft.com/office/word/2023/wordml/word16du" xmlns:w16sdtdh="http://schemas.microsoft.com/office/word/2020/wordml/sdtdatahash" xmlns:w16se="http://schemas.microsoft.com/office/word/2015/wordml/symex" mc:Ignorable="w14 w15 w16se w16cid w16 w16cex w16sdtdh w16du">
   <w:docDefaults>
     <w:rPrDefault>
       <w:rPr>
